--- a/papers/2026-10-16/peerj/Table_2.docx
+++ b/papers/2026-10-16/peerj/Table_2.docx
@@ -5,6 +5,7 @@
     <w:p>
       <w:pPr>
         <w:pStyle w:val="Caption"/>
+        <w:keepNext/>
       </w:pPr>
       <w:r>
         <w:t>Table 2. New complete Linux output trials</w:t>
@@ -50,6 +51,7 @@
           <w:p>
             <w:pPr>
               <w:spacing w:after="40" w:before="40" w:line="240" w:lineRule="auto"/>
+              <w:ind w:firstLine="0" w:left="0" w:right="0" w:firstLineChars="0" w:leftChars="0" w:rightChars="0"/>
               <w:jc w:val="center"/>
             </w:pPr>
             <w:r>
@@ -84,6 +86,7 @@
           <w:p>
             <w:pPr>
               <w:spacing w:after="40" w:before="40" w:line="240" w:lineRule="auto"/>
+              <w:ind w:firstLine="0" w:left="0" w:right="0" w:firstLineChars="0" w:leftChars="0" w:rightChars="0"/>
               <w:jc w:val="center"/>
             </w:pPr>
             <w:r>
@@ -118,6 +121,7 @@
           <w:p>
             <w:pPr>
               <w:spacing w:after="40" w:before="40" w:line="240" w:lineRule="auto"/>
+              <w:ind w:firstLine="0" w:left="0" w:right="0" w:firstLineChars="0" w:leftChars="0" w:rightChars="0"/>
               <w:jc w:val="center"/>
             </w:pPr>
             <w:r>
@@ -152,6 +156,7 @@
           <w:p>
             <w:pPr>
               <w:spacing w:after="40" w:before="40" w:line="240" w:lineRule="auto"/>
+              <w:ind w:firstLine="0" w:left="0" w:right="0" w:firstLineChars="0" w:leftChars="0" w:rightChars="0"/>
               <w:jc w:val="center"/>
             </w:pPr>
             <w:r>
@@ -186,6 +191,7 @@
           <w:p>
             <w:pPr>
               <w:spacing w:after="40" w:before="40" w:line="240" w:lineRule="auto"/>
+              <w:ind w:firstLine="0" w:left="0" w:right="0" w:firstLineChars="0" w:leftChars="0" w:rightChars="0"/>
               <w:jc w:val="center"/>
             </w:pPr>
             <w:r>
@@ -224,6 +230,7 @@
           <w:p>
             <w:pPr>
               <w:spacing w:after="40" w:before="40" w:line="240" w:lineRule="auto"/>
+              <w:ind w:firstLine="0" w:left="0" w:right="0" w:firstLineChars="0" w:leftChars="0" w:rightChars="0"/>
               <w:jc w:val="center"/>
             </w:pPr>
             <w:r>
@@ -264,6 +271,7 @@
           <w:p>
             <w:pPr>
               <w:spacing w:after="40" w:before="40" w:line="240" w:lineRule="auto"/>
+              <w:ind w:firstLine="0" w:left="0" w:right="0" w:firstLineChars="0" w:leftChars="0" w:rightChars="0"/>
               <w:jc w:val="center"/>
             </w:pPr>
             <w:r>
@@ -304,6 +312,7 @@
           <w:p>
             <w:pPr>
               <w:spacing w:after="40" w:before="40" w:line="240" w:lineRule="auto"/>
+              <w:ind w:firstLine="0" w:left="0" w:right="0" w:firstLineChars="0" w:leftChars="0" w:rightChars="0"/>
               <w:jc w:val="center"/>
             </w:pPr>
             <w:r>
@@ -344,6 +353,7 @@
           <w:p>
             <w:pPr>
               <w:spacing w:after="40" w:before="40" w:line="240" w:lineRule="auto"/>
+              <w:ind w:firstLine="0" w:left="0" w:right="0" w:firstLineChars="0" w:leftChars="0" w:rightChars="0"/>
               <w:jc w:val="center"/>
             </w:pPr>
             <w:r>
@@ -384,6 +394,7 @@
           <w:p>
             <w:pPr>
               <w:spacing w:after="40" w:before="40" w:line="240" w:lineRule="auto"/>
+              <w:ind w:firstLine="0" w:left="0" w:right="0" w:firstLineChars="0" w:leftChars="0" w:rightChars="0"/>
               <w:jc w:val="center"/>
             </w:pPr>
             <w:r>
@@ -429,6 +440,7 @@
           <w:p>
             <w:pPr>
               <w:spacing w:after="40" w:before="40" w:line="240" w:lineRule="auto"/>
+              <w:ind w:firstLine="0" w:left="0" w:right="0" w:firstLineChars="0" w:leftChars="0" w:rightChars="0"/>
               <w:jc w:val="center"/>
             </w:pPr>
             <w:r>
@@ -469,6 +481,7 @@
           <w:p>
             <w:pPr>
               <w:spacing w:after="40" w:before="40" w:line="240" w:lineRule="auto"/>
+              <w:ind w:firstLine="0" w:left="0" w:right="0" w:firstLineChars="0" w:leftChars="0" w:rightChars="0"/>
               <w:jc w:val="center"/>
             </w:pPr>
             <w:r>
@@ -509,6 +522,7 @@
           <w:p>
             <w:pPr>
               <w:spacing w:after="40" w:before="40" w:line="240" w:lineRule="auto"/>
+              <w:ind w:firstLine="0" w:left="0" w:right="0" w:firstLineChars="0" w:leftChars="0" w:rightChars="0"/>
               <w:jc w:val="center"/>
             </w:pPr>
             <w:r>
@@ -549,6 +563,7 @@
           <w:p>
             <w:pPr>
               <w:spacing w:after="40" w:before="40" w:line="240" w:lineRule="auto"/>
+              <w:ind w:firstLine="0" w:left="0" w:right="0" w:firstLineChars="0" w:leftChars="0" w:rightChars="0"/>
               <w:jc w:val="center"/>
             </w:pPr>
             <w:r>
@@ -589,6 +604,7 @@
           <w:p>
             <w:pPr>
               <w:spacing w:after="40" w:before="40" w:line="240" w:lineRule="auto"/>
+              <w:ind w:firstLine="0" w:left="0" w:right="0" w:firstLineChars="0" w:leftChars="0" w:rightChars="0"/>
               <w:jc w:val="center"/>
             </w:pPr>
             <w:r>
@@ -634,6 +650,7 @@
           <w:p>
             <w:pPr>
               <w:spacing w:after="40" w:before="40" w:line="240" w:lineRule="auto"/>
+              <w:ind w:firstLine="0" w:left="0" w:right="0" w:firstLineChars="0" w:leftChars="0" w:rightChars="0"/>
               <w:jc w:val="center"/>
             </w:pPr>
             <w:r>
@@ -674,6 +691,7 @@
           <w:p>
             <w:pPr>
               <w:spacing w:after="40" w:before="40" w:line="240" w:lineRule="auto"/>
+              <w:ind w:firstLine="0" w:left="0" w:right="0" w:firstLineChars="0" w:leftChars="0" w:rightChars="0"/>
               <w:jc w:val="center"/>
             </w:pPr>
             <w:r>
@@ -714,6 +732,7 @@
           <w:p>
             <w:pPr>
               <w:spacing w:after="40" w:before="40" w:line="240" w:lineRule="auto"/>
+              <w:ind w:firstLine="0" w:left="0" w:right="0" w:firstLineChars="0" w:leftChars="0" w:rightChars="0"/>
               <w:jc w:val="center"/>
             </w:pPr>
             <w:r>
@@ -754,6 +773,7 @@
           <w:p>
             <w:pPr>
               <w:spacing w:after="40" w:before="40" w:line="240" w:lineRule="auto"/>
+              <w:ind w:firstLine="0" w:left="0" w:right="0" w:firstLineChars="0" w:leftChars="0" w:rightChars="0"/>
               <w:jc w:val="center"/>
             </w:pPr>
             <w:r>
@@ -794,6 +814,7 @@
           <w:p>
             <w:pPr>
               <w:spacing w:after="40" w:before="40" w:line="240" w:lineRule="auto"/>
+              <w:ind w:firstLine="0" w:left="0" w:right="0" w:firstLineChars="0" w:leftChars="0" w:rightChars="0"/>
               <w:jc w:val="center"/>
             </w:pPr>
             <w:r>
@@ -839,6 +860,7 @@
           <w:p>
             <w:pPr>
               <w:spacing w:after="40" w:before="40" w:line="240" w:lineRule="auto"/>
+              <w:ind w:firstLine="0" w:left="0" w:right="0" w:firstLineChars="0" w:leftChars="0" w:rightChars="0"/>
               <w:jc w:val="center"/>
             </w:pPr>
             <w:r>
@@ -879,6 +901,7 @@
           <w:p>
             <w:pPr>
               <w:spacing w:after="40" w:before="40" w:line="240" w:lineRule="auto"/>
+              <w:ind w:firstLine="0" w:left="0" w:right="0" w:firstLineChars="0" w:leftChars="0" w:rightChars="0"/>
               <w:jc w:val="center"/>
             </w:pPr>
             <w:r>
@@ -919,6 +942,7 @@
           <w:p>
             <w:pPr>
               <w:spacing w:after="40" w:before="40" w:line="240" w:lineRule="auto"/>
+              <w:ind w:firstLine="0" w:left="0" w:right="0" w:firstLineChars="0" w:leftChars="0" w:rightChars="0"/>
               <w:jc w:val="center"/>
             </w:pPr>
             <w:r>
@@ -959,6 +983,7 @@
           <w:p>
             <w:pPr>
               <w:spacing w:after="40" w:before="40" w:line="240" w:lineRule="auto"/>
+              <w:ind w:firstLine="0" w:left="0" w:right="0" w:firstLineChars="0" w:leftChars="0" w:rightChars="0"/>
               <w:jc w:val="center"/>
             </w:pPr>
             <w:r>
@@ -999,6 +1024,7 @@
           <w:p>
             <w:pPr>
               <w:spacing w:after="40" w:before="40" w:line="240" w:lineRule="auto"/>
+              <w:ind w:firstLine="0" w:left="0" w:right="0" w:firstLineChars="0" w:leftChars="0" w:rightChars="0"/>
               <w:jc w:val="center"/>
             </w:pPr>
             <w:r>
@@ -1552,10 +1578,11 @@
       <w:outlineLvl w:val="2"/>
     </w:pPr>
     <w:rPr>
-      <w:rFonts w:asciiTheme="majorHAnsi" w:eastAsiaTheme="majorEastAsia" w:hAnsiTheme="majorHAnsi" w:cstheme="majorBidi"/>
+      <w:rFonts w:ascii="Times New Roman" w:hAnsi="Times New Roman"/>
       <w:b/>
       <w:bCs/>
       <w:color w:val="000000"/>
+      <w:sz w:val="22"/>
     </w:rPr>
   </w:style>
   <w:style w:type="paragraph" w:styleId="Heading4">
